--- a/astro-site/public/dl/catering-business-plan/catering-business-plan.docx
+++ b/astro-site/public/dl/catering-business-plan/catering-business-plan.docx
@@ -320,7 +320,7 @@
     </w:p>
     <w:p>
       <w:r>
-        <w:t>The concept is a full-service, off-site event caterer. We rent a shared commissary kitchen by the hour, load a used refrigerated cargo van and serve wherever the client holds the event. Five service styles cover the range: drop-off, buffet, family-style, plated and chef-attended stations. The stations are what set us apart. A taco bar, a carving station, a pasta station or a poke bar with a cook working in front of the guests supports a higher price per guest than a plain buffet, and it gives clients something to photograph and talk about. We do not hold an alcohol license: the client buys the alcohol and certified bartenders serve it, backed by liquor liability insurance.</w:t>
+        <w:t>The concept is a full-service, off-site event caterer. We rent a shared commissary kitchen by the hour, load a used refrigerated cargo van and serve wherever the client holds the event. Five service styles cover the range: drop-off, buffet, family-style, plated and chef-attended stations. The stations are what set us apart. A taco bar, a carving station, a pasta station or a poke bar with a cook working in front of the guests supports a higher price per guest than a plain buffet, and it gives clients something to photograph and talk about. We do not hold an alcohol license: the client buys the alcohol where the venue and state rules allow it, and certified bartenders serve it, backed by liquor liability insurance.</w:t>
       </w:r>
     </w:p>
     <w:p>
@@ -335,7 +335,7 @@
     </w:p>
     <w:p>
       <w:r>
-        <w:t>The founding team is an owner who works as executive chef and also sells, a sous chef who runs the kitchen, a pool of hourly event staff on the payroll, and a prep cook who doubles as the van driver. That makes 11 people, or 4.59 full-time equivalents. Event staff are W-2 employees scheduled event by event, so labor cost rises and falls with the number of events. Replace this paragraph with your own background: a lender wants to see who has run a kitchen and who has sold events. The plan shows that a caterer without a restaurant can start with controlled risk, as long as every event is quoted, deposited and staffed on purpose.</w:t>
+        <w:t>The founding team is an owner who works as executive chef and also sells, a sous chef who runs the kitchen, a pool of hourly event staff on the payroll, and a prep cook who doubles as the van driver. That makes 11 people, or 4.59 full-time equivalents. Event staff are W-2 employees scheduled event by event, so in practice their hours rise and fall with the number of events. Replace this paragraph with your own background: a lender wants to see who has run a kitchen and who has sold events. The plan shows that a caterer without a restaurant can start with controlled risk, as long as every event is quoted, deposited and staffed on purpose.</w:t>
       </w:r>
     </w:p>
     <w:p>
@@ -461,7 +461,7 @@
     </w:p>
     <w:p>
       <w:r>
-        <w:t>The barriers to entry are mostly about compliance and cash. A caterer needs a permitted commercial kitchen and a written agreement to use it, because catering from a home kitchen is not allowed. For example, one California county health department requires catering operations to use a permitted kitchen and prohibits preparing the food at home. Insurance is the second barrier: general liability or a business owner's policy, commercial auto, workers' compensation and, when alcohol is served, liquor liability. Events often need their own permits, and a trained crew takes time to build. These barriers protect caterers who have already done the work.</w:t>
+        <w:t>The barriers to entry are mostly about compliance and cash. A caterer needs a permitted commercial kitchen and a written agreement to use it, because catering from a home kitchen is not allowed. For example, one California county health department requires catering operations to work from an approved, permitted food facility under a written agreement for its use, which a home kitchen is not. Insurance is the second barrier: general liability or a business owner's policy, commercial auto, workers' compensation and, when alcohol is served, liquor liability. Events often need their own permits, and a trained crew takes time to build. These barriers protect caterers who have already done the work.</w:t>
       </w:r>
     </w:p>
     <w:p>
@@ -565,7 +565,7 @@
     </w:p>
     <w:p>
       <w:r>
-        <w:t>We buy from one broadline distributor for staples and a short list of specialists for produce, proteins and bakery, with a backup for each so a missed delivery never cancels a menu. Party rentals are ordered per event from a small set of local companies, and their delivery times are written into the event sheet. The van itself gets a simple routine: oil, tires, brakes and refrigeration service on a calendar, a monthly pre-trip checklist and a fuel and maintenance line in the P&amp;L. A breakdown on a Saturday is the single most expensive operating failure we can have, so preventive maintenance is cheaper than any rescue.</w:t>
+        <w:t>We buy from one broadline distributor for staples and a short list of specialists for produce, proteins and bakery, with a backup for each so a missed delivery never cancels a menu. Party rentals are ordered per event from a small set of local companies, and their delivery times are written into the event sheet. The van itself gets a simple routine: oil, tires, brakes and refrigeration service on a calendar, a monthly pre-trip checklist and a maintenance line in the P&amp;L; fuel for each trip sits in the variable costs, so it moves with the number of events. A breakdown on a Saturday is the single most expensive operating failure we can have, so preventive maintenance is cheaper than any rescue.</w:t>
       </w:r>
     </w:p>
     <w:p>
@@ -592,12 +592,12 @@
     </w:p>
     <w:p>
       <w:r>
-        <w:t>The fixed crew costs $223,212 in year 1, including employer payroll taxes, which is 34.4% of sales. That figure covers the owner's draw, the sous chef, the prep cook and driver, and the event staff hours the workbook schedules for the year-1 volume. We lock in the fixed portion early because the people who run the kitchen are the ones who protect quality, and we let the variable portion move with the calendar. In the workbook, the 34.4% sits inside the labor benchmark we use for the plan, and you can test any change in pay or headcount directly on the "Staffing" tab.</w:t>
+        <w:t>Labor costs $223,212 in year 1, including employer payroll taxes, which is 34.4% of sales. That figure covers the owner's salary, the sous chef, the prep cook and driver, and the event staff hours the workbook schedules for the year-1 volume. We lock in the fixed portion early because the people who run the kitchen are the ones who protect quality, and we let the variable portion move with the calendar. In the workbook, the 34.4% sits inside the labor benchmark we use for the plan, and you can test any change in pay or headcount directly on the "Staffing" tab.</w:t>
       </w:r>
     </w:p>
     <w:p>
       <w:r>
-        <w:t>Event staff are the variable cost that moves with the calendar. Each event needs about 12.0 hours of coverage, from production through loading, service and pack-down, and an average of 4.3 people, so a heavier month costs more labor and a quiet month costs less. The workbook compares the hours scheduled with the hours required and reports 99% coverage. As a Kit estimate, plated service needs roughly one server for every 10 to 12 guests, while buffets and stations stretch to 20 to 25 guests per server. We set staffing from the style we quote, never from habit, and we write it into the proposal.</w:t>
+        <w:t>Event staff are the variable cost that moves with the calendar. Each event needs about 12.0 hours of coverage, from production through loading, service and pack-down, and an average of 4.3 people, so a heavier month costs more labor and a quiet month costs less. The workbook compares the hours scheduled with the hours required and reports 99% coverage. As a Kit estimate, plated service needs roughly one server for every 10 to 12 guests, while buffets and stations stretch to 20 to 25 guests per server. We set staffing from the style we quote, never from habit, and we write it into the proposal. The workbook spreads this pool evenly over the year, which keeps the plan cautious in quiet months.</w:t>
       </w:r>
     </w:p>
     <w:p>
@@ -654,17 +654,17 @@
     </w:p>
     <w:p>
       <w:r>
-        <w:t>The break-even is measured in events per year. The business covers its accounting costs at 151 events and its cash costs at 151 events, compared with 180 events in the plan, which leaves a margin of safety of 20%. The two numbers come out close because depreciation, which is a cost but not a cash outflow, and loan principal repayments, which are cash outflows but not expenses, roughly offset each other. If you are far below that point, raise price or event volume before you spend more.</w:t>
+        <w:t>The break-even is measured in events per year. The business covers its accounting costs at 151 events and its cash costs at 151 events, compared with 180 events in the plan: the plan sits 20% above the cash break-even, so events could fall by about 16% before cash stops covering costs. The two numbers come out close because depreciation, which is a cost but not a cash outflow, and loan principal repayments, which are cash outflows but not expenses, roughly offset each other. If you are far below that point, raise price or event volume before you spend more.</w:t>
       </w:r>
     </w:p>
     <w:p>
       <w:r>
-        <w:t>Cash is where a caterer can fail even when the profit looks fine. Corporate clients often pay after 14 days on average, while food, labor and rentals are paid before the event. In the example the lowest cash balance in year 1 is $50,545, reached in month 4, the project payback before debt is 1.9 years and the lowest DSCR over the loan term is 2.60×, against a typical lender guideline of 1.25×. The model does not count deposits. In real life, a 25-50% deposit at signing improves cash, so treat the model as the cautious case.</w:t>
+        <w:t>Cash is where a caterer can fail even when the profit looks fine. The workbook assumes clients pay 14 days after the event on average (weddings prepaid, companies often at 30 days), while food, labor and rentals are paid before the event. In the example the lowest cash balance in year 1 is $50,545, reached in month 4, the project payback before debt is 1.9 years and the lowest DSCR over the loan term is 2.60×, against a typical lender guideline of 1.25×. The model does not count deposits. In real life, a 25-50% deposit at signing improves cash, so treat the model as the cautious case.</w:t>
       </w:r>
     </w:p>
     <w:p>
       <w:r>
-        <w:t>Three scenarios show how fast the numbers move. The pessimistic case assumes 135 events at $54.00 per guest and 55 guests per event, which gives revenue of $400,950 and a pre-tax result of -$85,091, with estimated year-1 closing cash of -$7,173. That is the honest warning of the plan: in a weak year, cash can run out before profit does, so a credit line or a larger reserve matters. The optimistic case reaches $965,250 and a pre-tax result of $256,875. In the pessimistic case, labor cost also falls as events fall, because event staff are paid per event, which softens the result but does not remove the risk.</w:t>
+        <w:t>Three scenarios show how fast the numbers move. The pessimistic case assumes 135 events at $54.00 per guest and 55 guests per event, which gives revenue of $400,950 and a pre-tax result of -$85,091, with estimated year-1 closing cash of -$7,173. That is the honest warning of the plan: in a weak year, cash can run out before profit does, so a credit line or a larger reserve matters. The optimistic case reaches $965,250 and a pre-tax result of $256,875. The workbook keeps labor at the base-case level in all three scenarios, so this is a cautious figure: in a real slow year you would schedule fewer event-staff hours, which softens the loss but does not remove the risk.</w:t>
       </w:r>
     </w:p>
     <w:p>
@@ -686,12 +686,12 @@
     </w:p>
     <w:p>
       <w:r>
-        <w:t>You cannot run a catering business from your home kitchen. The FDA Food Code counts a catering operation among food establishments, and California, for example, requires caterers to prepare food in a permitted kitchen under a written agreement and prohibits preparation at home, according to the environmental health guidance of one California county (eldoradocounty.ca.gov). Cottage food laws only cover certain shelf-stable foods sold directly to consumers, and California's MEHKO program for home kitchens does not allow catering. That is why this plan rents a shared commissary kitchen, and why your first legal step is a signed agreement with one, not a business license.</w:t>
+        <w:t>You cannot run a catering business from your home kitchen. The FDA Food Code counts a catering operation among food establishments, and in California, according to the environmental health guidance of one county (eldoradocounty.ca.gov), a catering operation must work from an approved, permitted food facility, with a written agreement for that kitchen, and have its operating procedures reviewed before the permit is issued. Cottage food laws only cover certain shelf-stable foods sold directly to consumers, and California's MEHKO program for home kitchens does not allow catering. That is why this plan rents a shared commissary kitchen, and why your first legal step is a signed agreement with one, not a business license.</w:t>
       </w:r>
     </w:p>
     <w:p>
       <w:r>
-        <w:t>With the kitchen secured, the next layer is the local health permit. Expect to apply to your county health department for a catering or food facility permit, pay an annual fee and pass an inspection of your commissary and your van. A plan review is only needed if you lease your own kitchen. At least one person should hold a Certified Food Protection Manager certificate such as ServSafe, and food handlers need the card your state or county requires. Write a food safety plan based on HACCP principles and train on the nine major allergens, which include sesame since 2023. Requirements and fees vary by county, so call yours before you spend.</w:t>
+        <w:t>With the kitchen secured, the next layer is the local health permit. Expect to apply to your county health department for a catering or food facility permit, pay an annual fee and pass an inspection of your commissary and your van. Many counties also review your written operating procedures and charge a plan review fee; a full plan review with layout drawings applies if you lease your own kitchen. At least one person should hold a Certified Food Protection Manager certificate such as ServSafe, and food handlers need the card your state or county requires. Write a food safety plan based on HACCP principles and train on the nine major allergens, which include sesame since 2023. Requirements and fees vary by county, so call yours before you spend.</w:t>
       </w:r>
     </w:p>
     <w:p>
@@ -701,12 +701,12 @@
     </w:p>
     <w:p>
       <w:r>
-        <w:t>By default, the caterer does not sell alcohol. Doing so takes an on-sale license plus a caterer's permit, such as the Caterer's Permit in Texas or the Type 58 license in California, usually with an authorization for each event. The usual model is simpler: the client buys the alcohol, and bartenders certified in your state, for example through TIPS or TABC, serve it under your liquor liability coverage. Getting your own license is an option for later, and it brings dram shop liability, so speak with a licensed attorney first.</w:t>
+        <w:t>By default, the caterer does not sell alcohol. Doing so takes an on-sale license plus a caterer's permit, such as the Caterer's Permit in Texas or the Type 58 license in California, usually with an authorization for each event. Where your state and the venue allow it, the usual model is simpler: the client buys the alcohol, and bartenders certified in your state, for example through TIPS or TABC, serve it under your liquor liability coverage. Getting your own license is an option for later, and it brings dram shop liability, so speak with a licensed attorney first.</w:t>
       </w:r>
     </w:p>
     <w:p>
       <w:r>
-        <w:t>Sales tax is where small caterers get surprised. In many states it applies to the whole catering invoice, including food, staff and rentals, as California's tax agency states for caterers, and New York treats a caterer's charges for food, beverages and services as taxable. Whether a service charge is taxed depends on the state: in California a mandatory one is taxable, in New York a separate gratuity paid fully to staff is not, and in Texas it is excluded only when it is stated separately, within a limit, and paid to qualifying employees. Under IRS Revenue Ruling 2012-18, a mandatory service charge is wages, not a tip. Register for a seller's permit in your state; the workbook uses an example sales tax rate of 8%.</w:t>
+        <w:t>Sales tax is where small caterers get surprised. In many states it applies to the whole catering invoice, including food, staff and rentals, as California's tax agency states for caterers, and New York treats a caterer's charges for food, beverages and services as taxable. Whether a service charge is taxed depends on the state: in California a mandatory one is taxable, in New York it is not taxable only when it is separately stated, identified as a gratuity and paid in full to the staff, and in Texas it is not taxable up to 20% when it is separately stated, identified as a gratuity and paid to qualified employees (servers and bartenders, not chefs); over 20%, all of it is taxable. Under IRS Revenue Ruling 2012-18, a mandatory service charge is not a tip: whatever part of it you pay out to staff is wages. Register for a seller's permit in your state; the workbook uses an example sales tax rate of 8%.</w:t>
       </w:r>
     </w:p>
     <w:p>
@@ -753,7 +753,7 @@
     </w:p>
     <w:p>
       <w:r>
-        <w:t>The roadmap follows the six phases of the checklist that comes with this kit. In "Phase 1 - Business Setup" you form the LLC, open the bank account, get insurance quotes and register for the seller's permit. "Phase 2 - Kitchen, Van, Permits" covers the commissary agreement, the health permit and the van. "Phase 3 - Equipment" buys the serving ware, carriers and portable cooking gear. "Phase 4 - Staff" sets up payroll, certifications and your event staff pool. "Phase 5 - Marketing" builds the website, listings and first tastings. "Phase 6 - First 90 Days" runs your first events and reviews every one. Do not move to the next phase while the permits of the current one are open.</w:t>
+        <w:t>The roadmap follows the six phases of the checklist that comes with this kit. In "Phase 1 - Business Setup" you form the LLC, get your EIN, open the bank account and register for the seller's permit. "Phase 2 - Kitchen, Van, Permits" covers the commissary agreement, the health permit, the van and your insurance. "Phase 3 - Equipment" buys the serving ware, carriers and portable cooking gear. "Phase 4 - Staff" sets up payroll, certifications and your event staff pool. "Phase 5 - Marketing" builds the website, listings and first tastings. "Phase 6 - First 90 Days" runs your first events and reviews every one. Do not move to the next phase while the permits of the current one are open.</w:t>
       </w:r>
     </w:p>
     <w:p>
